--- a/fra/docx/020.content.docx
+++ b/fra/docx/020.content.docx
@@ -211,18 +211,12 @@
         </w:rPr>
         <w:t xml:space="preserve">Environ 1200 à 1500 ans avant la naissance de Jésus, quand Dieu a appelé Moïse à conduire les </w:t>
       </w:r>
-      <w:hyperlink r:id="rId13">
-        <w:r>
-          <w:rPr>
-            <w:lang w:val="fr_FR" w:bidi="fr_FR"/>
-          </w:rPr>
-          <w:rPr>
-            <w:color w:val="0000EE"/>
-            <w:u w:val="single"/>
-          </w:rPr>
-          <w:t>Israélites</w:t>
-        </w:r>
-      </w:hyperlink>
+      <w:r>
+        <w:rPr>
+          <w:lang w:val="fr_FR" w:bidi="fr_FR"/>
+        </w:rPr>
+        <w:t>Israélites</w:t>
+      </w:r>
       <w:r>
         <w:rPr>
           <w:lang w:val="fr_FR" w:bidi="fr_FR"/>
@@ -231,7 +225,7 @@
       </w:r>
       <w:r>
         <w:rPr>
-          <w:i/>
+          <w:b/>
           <w:lang w:val="fr_FR" w:bidi="fr_FR"/>
         </w:rPr>
         <w:t>Yahvé</w:t>
@@ -256,18 +250,12 @@
         </w:rPr>
         <w:t xml:space="preserve">Il y a d'autres noms pour Dieu dans la Bible, comme « le Dieu très haut » ou « le Dieu des armées célestes », mais quand les gens entendent ce nom de Dieu, Yahvé, ils pensent spécialement à l'alliance, à la </w:t>
       </w:r>
-      <w:hyperlink r:id="rId14">
-        <w:r>
-          <w:rPr>
-            <w:lang w:val="fr_FR" w:bidi="fr_FR"/>
-          </w:rPr>
-          <w:rPr>
-            <w:color w:val="0000EE"/>
-            <w:u w:val="single"/>
-          </w:rPr>
-          <w:t>promesse</w:t>
-        </w:r>
-      </w:hyperlink>
+      <w:r>
+        <w:rPr>
+          <w:lang w:val="fr_FR" w:bidi="fr_FR"/>
+        </w:rPr>
+        <w:t>promesse</w:t>
+      </w:r>
       <w:r>
         <w:rPr>
           <w:lang w:val="fr_FR" w:bidi="fr_FR"/>
@@ -288,54 +276,36 @@
         </w:rPr>
         <w:t xml:space="preserve">Les </w:t>
       </w:r>
-      <w:hyperlink r:id="rId15">
-        <w:r>
-          <w:rPr>
-            <w:lang w:val="fr_FR" w:bidi="fr_FR"/>
-          </w:rPr>
-          <w:rPr>
-            <w:color w:val="0000EE"/>
-            <w:u w:val="single"/>
-          </w:rPr>
-          <w:t>Juifs</w:t>
-        </w:r>
-      </w:hyperlink>
+      <w:r>
+        <w:rPr>
+          <w:lang w:val="fr_FR" w:bidi="fr_FR"/>
+        </w:rPr>
+        <w:t>Juifs</w:t>
+      </w:r>
       <w:r>
         <w:rPr>
           <w:lang w:val="fr_FR" w:bidi="fr_FR"/>
         </w:rPr>
         <w:t xml:space="preserve"> étaient très prudents en prononçant ce nom de Dieu. Dieu était </w:t>
       </w:r>
-      <w:hyperlink r:id="rId16">
-        <w:r>
-          <w:rPr>
-            <w:lang w:val="fr_FR" w:bidi="fr_FR"/>
-          </w:rPr>
-          <w:rPr>
-            <w:color w:val="0000EE"/>
-            <w:u w:val="single"/>
-          </w:rPr>
-          <w:t>saint</w:t>
-        </w:r>
-      </w:hyperlink>
+      <w:r>
+        <w:rPr>
+          <w:lang w:val="fr_FR" w:bidi="fr_FR"/>
+        </w:rPr>
+        <w:t>saint</w:t>
+      </w:r>
       <w:r>
         <w:rPr>
           <w:lang w:val="fr_FR" w:bidi="fr_FR"/>
         </w:rPr>
         <w:t xml:space="preserve"> et par conséquent son nom était saint. Ils n'ont pas voulu offenser en utilisant son nom de manière désinvolte. Au fil du temps, le peuple a utilisé le nom de Dieu de moins en moins parce qu'il avait peur d'offenser Dieu. Par conséquent, quand les Juifs lisaient dans leurs Écritures, les livres de la Bible que nous appelons maintenant l'Ancien Testament, ils n'ont pas prononcé le mot Yahweh. Au lieu de cela, chaque fois qu'ils ont vu le mot Yahweh, ils ont dit un mot qui signifie maître ou </w:t>
       </w:r>
-      <w:hyperlink r:id="rId17">
-        <w:r>
-          <w:rPr>
-            <w:lang w:val="fr_FR" w:bidi="fr_FR"/>
-          </w:rPr>
-          <w:rPr>
-            <w:color w:val="0000EE"/>
-            <w:u w:val="single"/>
-          </w:rPr>
-          <w:t>seigneur</w:t>
-        </w:r>
-      </w:hyperlink>
+      <w:r>
+        <w:rPr>
+          <w:lang w:val="fr_FR" w:bidi="fr_FR"/>
+        </w:rPr>
+        <w:t>seigneur</w:t>
+      </w:r>
       <w:r>
         <w:rPr>
           <w:lang w:val="fr_FR" w:bidi="fr_FR"/>
@@ -387,75 +357,27 @@
       </w:r>
     </w:p>
     <w:p>
-      <w:pPr>
-        <w:pStyle w:val="ListBullet"/>
-        <w:spacing w:line="240" w:lineRule="auto"/>
-        <w:ind w:left="720"/>
-      </w:pPr>
-      <w:r>
-        <w:rPr>
-          <w:lang w:val="fr_FR" w:bidi="fr_FR"/>
-        </w:rPr>
-      </w:r>
-      <w:r>
-        <w:rPr>
-          <w:lang w:val="fr_FR" w:bidi="fr_FR"/>
-        </w:rPr>
-        <w:t>Vous pourriez dire quelque chose qui sonne comme Yahvé. Nous ne savons pas comment ce mot était prononcé en hébreu, vous pouvez donc, le prononcer de la manière qui est facile dans votre langue.</w:t>
-      </w:r>
-    </w:p>
-    <w:p>
-      <w:pPr>
-        <w:pStyle w:val="ListBullet"/>
-        <w:spacing w:line="240" w:lineRule="auto"/>
-        <w:ind w:left="720"/>
-      </w:pPr>
-      <w:r>
-        <w:rPr>
-          <w:lang w:val="fr_FR" w:bidi="fr_FR"/>
-        </w:rPr>
-      </w:r>
-      <w:r>
-        <w:rPr>
-          <w:lang w:val="fr_FR" w:bidi="fr_FR"/>
-        </w:rPr>
-        <w:t>Vous pouvez aussi essayer de faire une expression qui dans votre langue signifie quelque chose comme « je suis », « celui qui est », « celui qui est pour toujours ». Cependant, cela peut sembler un peu gênant parfois.</w:t>
-      </w:r>
-    </w:p>
-    <w:p>
-      <w:pPr>
-        <w:pStyle w:val="ListBullet"/>
-        <w:spacing w:line="240" w:lineRule="auto"/>
-        <w:ind w:left="720"/>
-      </w:pPr>
-      <w:r>
-        <w:rPr>
-          <w:lang w:val="fr_FR" w:bidi="fr_FR"/>
-        </w:rPr>
-      </w:r>
-      <w:r>
-        <w:rPr>
-          <w:lang w:val="fr_FR" w:bidi="fr_FR"/>
-        </w:rPr>
-        <w:t>Peut-être qu'il y a un nom dans votre langue pour une divinité, quelqu'un que les gens dans votre communauté considèrent comme un dieu. Dans certains cas, il pourrait être possible d'utiliser ce nom pour Yahvé Cependant, vous devrez être prudent avec cela. Si le personnage de la divinité a des similitudes avec le personnage de Dieu, cela peut fonctionner. Utiliser ce nom pour le Dieu dans la Bible aidera les gens à apprendre que seule la Bible leur dit ce que leur Dieu est vraiment. Cependant, cela peut aussi causer des malentendus, de la confusion ou des objections de la part des gens dans la communauté plus large.</w:t>
-      </w:r>
-    </w:p>
-    <w:p>
-      <w:pPr>
-        <w:pStyle w:val="ListBullet"/>
-        <w:spacing w:line="240" w:lineRule="auto"/>
-        <w:ind w:left="720"/>
-      </w:pPr>
-      <w:r>
-        <w:rPr>
-          <w:lang w:val="fr_FR" w:bidi="fr_FR"/>
-        </w:rPr>
-      </w:r>
-      <w:r>
-        <w:rPr>
-          <w:lang w:val="fr_FR" w:bidi="fr_FR"/>
-        </w:rPr>
-        <w:t>Vous pouvez dire « seigneur » au lieu de Yahweh, tout comme les Juifs le faisaient. Cependant, souvent la Bible utilise aussi un mot qui signifie vraiment Seigneur. et parle parfois du « seigneur/Seigneur Yahvé ». Ainsi, vous devrez trouver un moyen de rendre clair quand le mot est une traduction du mot seigneur et quand c'est une traduction du mot Yahvé.</w:t>
+      <w:pPr/>
+      <w:r>
+        <w:rPr>
+          <w:lang w:val="fr_FR" w:bidi="fr_FR"/>
+        </w:rPr>
+      </w:r>
+      <w:r>
+        <w:rPr>
+          <w:lang w:val="fr_FR" w:bidi="fr_FR"/>
+        </w:rPr>
+        <w:t>Vous devez prendre du temps pour prendre une décision et vous devrez peut-être changer votre décision à nouveau après un certain temps. Traduire le mot Yahvé est difficile ! Priez à ce sujet et parlez-en avec beaucoup de personnes pour entendre ce qu'elles pensent.</w:t>
+      </w:r>
+      <w:r>
+        <w:rPr>
+          <w:lang w:val="fr_FR" w:bidi="fr_FR"/>
+        </w:rPr>
+      </w:r>
+      <w:r>
+        <w:rPr>
+          <w:lang w:val="fr_FR" w:bidi="fr_FR"/>
+        </w:rPr>
       </w:r>
     </w:p>
     <w:p>
@@ -465,16 +387,32 @@
           <w:lang w:val="fr_FR" w:bidi="fr_FR"/>
         </w:rPr>
       </w:r>
-      <w:r>
-        <w:rPr>
-          <w:lang w:val="fr_FR" w:bidi="fr_FR"/>
-        </w:rPr>
-        <w:t>Vous devez prendre du temps pour prendre une décision et vous devrez peut-être changer votre décision à nouveau après un certain temps. Traduire le mot Yahvé est difficile ! Priez à ce sujet et parlez-en avec beaucoup de personnes pour entendre ce qu'elles pensent.</w:t>
-      </w:r>
-      <w:r>
-        <w:rPr>
-          <w:lang w:val="fr_FR" w:bidi="fr_FR"/>
-        </w:rPr>
+    </w:p>
+    <w:p>
+      <w:pPr>
+        <w:pStyle w:val="Heading2"/>
+      </w:pPr>
+      <w:r>
+        <w:rPr>
+          <w:lang w:val="fr_FR" w:bidi="fr_FR"/>
+        </w:rPr>
+        <w:t>Yahweh</w:t>
+      </w:r>
+      <w:r>
+        <w:rPr>
+          <w:lang w:val="fr_FR" w:bidi="fr_FR"/>
+        </w:rPr>
+      </w:r>
+    </w:p>
+    <w:p>
+      <w:pPr>
+        <w:pStyle w:val="Heading4"/>
+      </w:pPr>
+      <w:r>
+        <w:rPr>
+          <w:lang w:val="fr_FR" w:bidi="fr_FR"/>
+        </w:rPr>
+        <w:t>Audio Content</w:t>
       </w:r>
       <w:r>
         <w:rPr>
@@ -489,47 +427,7 @@
           <w:lang w:val="fr_FR" w:bidi="fr_FR"/>
         </w:rPr>
       </w:r>
-    </w:p>
-    <w:p>
-      <w:pPr>
-        <w:pStyle w:val="Heading2"/>
-      </w:pPr>
-      <w:r>
-        <w:rPr>
-          <w:lang w:val="fr_FR" w:bidi="fr_FR"/>
-        </w:rPr>
-        <w:t>Yahweh</w:t>
-      </w:r>
-      <w:r>
-        <w:rPr>
-          <w:lang w:val="fr_FR" w:bidi="fr_FR"/>
-        </w:rPr>
-      </w:r>
-    </w:p>
-    <w:p>
-      <w:pPr>
-        <w:pStyle w:val="Heading4"/>
-      </w:pPr>
-      <w:r>
-        <w:rPr>
-          <w:lang w:val="fr_FR" w:bidi="fr_FR"/>
-        </w:rPr>
-        <w:t>Audio Content</w:t>
-      </w:r>
-      <w:r>
-        <w:rPr>
-          <w:lang w:val="fr_FR" w:bidi="fr_FR"/>
-        </w:rPr>
-      </w:r>
-    </w:p>
-    <w:p>
-      <w:pPr/>
-      <w:r>
-        <w:rPr>
-          <w:lang w:val="fr_FR" w:bidi="fr_FR"/>
-        </w:rPr>
-      </w:r>
-      <w:hyperlink r:id="rId18">
+      <w:hyperlink r:id="rId13">
         <w:r>
           <w:rPr>
             <w:lang w:val="fr_FR" w:bidi="fr_FR"/>

--- a/fra/docx/020.content.docx
+++ b/fra/docx/020.content.docx
@@ -368,82 +368,6 @@
           <w:lang w:val="fr_FR" w:bidi="fr_FR"/>
         </w:rPr>
         <w:t>Vous devez prendre du temps pour prendre une décision et vous devrez peut-être changer votre décision à nouveau après un certain temps. Traduire le mot Yahvé est difficile ! Priez à ce sujet et parlez-en avec beaucoup de personnes pour entendre ce qu'elles pensent.</w:t>
-      </w:r>
-      <w:r>
-        <w:rPr>
-          <w:lang w:val="fr_FR" w:bidi="fr_FR"/>
-        </w:rPr>
-      </w:r>
-      <w:r>
-        <w:rPr>
-          <w:lang w:val="fr_FR" w:bidi="fr_FR"/>
-        </w:rPr>
-      </w:r>
-    </w:p>
-    <w:p>
-      <w:pPr/>
-      <w:r>
-        <w:rPr>
-          <w:lang w:val="fr_FR" w:bidi="fr_FR"/>
-        </w:rPr>
-      </w:r>
-    </w:p>
-    <w:p>
-      <w:pPr>
-        <w:pStyle w:val="Heading2"/>
-      </w:pPr>
-      <w:r>
-        <w:rPr>
-          <w:lang w:val="fr_FR" w:bidi="fr_FR"/>
-        </w:rPr>
-        <w:t>Yahweh</w:t>
-      </w:r>
-      <w:r>
-        <w:rPr>
-          <w:lang w:val="fr_FR" w:bidi="fr_FR"/>
-        </w:rPr>
-      </w:r>
-    </w:p>
-    <w:p>
-      <w:pPr>
-        <w:pStyle w:val="Heading4"/>
-      </w:pPr>
-      <w:r>
-        <w:rPr>
-          <w:lang w:val="fr_FR" w:bidi="fr_FR"/>
-        </w:rPr>
-        <w:t>Audio Content</w:t>
-      </w:r>
-      <w:r>
-        <w:rPr>
-          <w:lang w:val="fr_FR" w:bidi="fr_FR"/>
-        </w:rPr>
-      </w:r>
-    </w:p>
-    <w:p>
-      <w:pPr/>
-      <w:r>
-        <w:rPr>
-          <w:lang w:val="fr_FR" w:bidi="fr_FR"/>
-        </w:rPr>
-      </w:r>
-      <w:hyperlink r:id="rId13">
-        <w:r>
-          <w:rPr>
-            <w:lang w:val="fr_FR" w:bidi="fr_FR"/>
-          </w:rPr>
-          <w:rPr>
-            <w:color w:val="0000EE"/>
-            <w:u w:val="single"/>
-          </w:rPr>
-          <w:t>mp3 file</w:t>
-        </w:r>
-      </w:hyperlink>
-      <w:r>
-        <w:rPr>
-          <w:lang w:val="fr_FR" w:bidi="fr_FR"/>
-        </w:rPr>
-        <w:t xml:space="preserve"> (None KB)</w:t>
       </w:r>
       <w:r>
         <w:rPr>
